--- a/job-search/resumes/33_McKesson_Sr_SAP_Vistex_Business_Analyst.docx
+++ b/job-search/resumes/33_McKesson_Sr_SAP_Vistex_Business_Analyst.docx
@@ -56,7 +56,7 @@
     </w:p>
     <w:p>
       <w:pPr>
-        <w:spacing w:after="60" w:before="160" w:line="240" w:lineRule="auto"/>
+        <w:spacing w:after="60" w:before="140" w:line="240" w:lineRule="auto"/>
         <w:pBdr>
           <w:bottom w:val="single" w:sz="6" w:space="2" w:color="BFBFBF"/>
         </w:pBdr>
@@ -84,12 +84,12 @@
           <w:i w:val="0"/>
           <w:sz w:val="20"/>
         </w:rPr>
-        <w:t>Analyst with 6+ years in data-intensive roles including a global pharmaceutical program, combining health-sector domain exposure with strong SQL, BI and reporting delivery. Managed pharmaceutical master data across 1,000+ SKUs and built the reporting that flagged supply and inventory risk in real time. Comfortable across SAP, SQL Server, Snowflake and Informatica, performing impact and scope analysis over integrated systems before build. Writes user stories and acceptance criteria, authors test cases, partners with QA through defect triage, and drives UAT and business acceptance to formal sign-off. M.S. Information Systems; B.E. Industrial Engineering.</w:t>
+        <w:t>Technical business analyst with 6+ years leading systems analysis across enterprise platforms, translating business need into technical requirements and integration-aware design. Works across SAP, SQL Server, Snowflake and Informatica, running impact and scope analysis over integrated systems before build. Writes user stories and acceptance criteria, authors test cases, partners with QA through defect triage, and drives UAT and business acceptance to formal sign-off. Managed 1,000+ pharmaceutical SKUs across East and West Africa and drove a $50M logistics cost reduction through cost-benefit and root cause analysis.</w:t>
       </w:r>
     </w:p>
     <w:p>
       <w:pPr>
-        <w:spacing w:after="60" w:before="160" w:line="240" w:lineRule="auto"/>
+        <w:spacing w:after="60" w:before="140" w:line="240" w:lineRule="auto"/>
         <w:pBdr>
           <w:bottom w:val="single" w:sz="6" w:space="2" w:color="BFBFBF"/>
         </w:pBdr>
@@ -117,12 +117,12 @@
           <w:i w:val="0"/>
           <w:sz w:val="19"/>
         </w:rPr>
-        <w:t>Requirements Elicitation &amp; Documentation  ·  User Stories &amp; Acceptance Criteria  ·  UAT &amp; Business Acceptance Testing  ·  Test Case Authoring &amp; QA Partnership  ·  Current/Future-State Process Analysis  ·  Requirements Traceability  ·  Systems &amp; Integration Impact Analysis  ·  ERP (SAP) Implementation Support  ·  Solution Documentation  ·  Healthcare &amp; Pharmaceutical Data  ·  Stakeholder Communication  ·  Mentoring &amp; Knowledge Transfer</w:t>
+        <w:t>SAP (SD, MM, CRM, PP, WLM)  ·  healthcare data  ·  system &amp; data integration  ·  operational &amp; executive reporting  ·  functional requirements  ·  requirements traceability  ·  solution documentation  ·  QA partnership  ·  defect triage &amp; root cause  ·  data validation  ·  stakeholder management  ·  SQL &amp; Python analysis</w:t>
       </w:r>
     </w:p>
     <w:p>
       <w:pPr>
-        <w:spacing w:after="60" w:before="160" w:line="240" w:lineRule="auto"/>
+        <w:spacing w:after="60" w:before="140" w:line="240" w:lineRule="auto"/>
         <w:pBdr>
           <w:bottom w:val="single" w:sz="6" w:space="2" w:color="BFBFBF"/>
         </w:pBdr>
@@ -149,6 +149,46 @@
           <w:b/>
           <w:sz w:val="20"/>
         </w:rPr>
+        <w:t xml:space="preserve">Enterprise Platforms: </w:t>
+      </w:r>
+      <w:r>
+        <w:rPr>
+          <w:rFonts w:ascii="Calibri" w:hAnsi="Calibri"/>
+          <w:sz w:val="20"/>
+        </w:rPr>
+        <w:t>SAP (SD, MM, CRM, PP, WLM), SQL Server, Snowflake</w:t>
+      </w:r>
+    </w:p>
+    <w:p>
+      <w:pPr>
+        <w:spacing w:after="20" w:before="0" w:line="240" w:lineRule="auto"/>
+      </w:pPr>
+      <w:r>
+        <w:rPr>
+          <w:rFonts w:ascii="Calibri" w:hAnsi="Calibri"/>
+          <w:b/>
+          <w:sz w:val="20"/>
+        </w:rPr>
+        <w:t xml:space="preserve">Domain Expertise: </w:t>
+      </w:r>
+      <w:r>
+        <w:rPr>
+          <w:rFonts w:ascii="Calibri" w:hAnsi="Calibri"/>
+          <w:sz w:val="20"/>
+        </w:rPr>
+        <w:t>healthcare data</w:t>
+      </w:r>
+    </w:p>
+    <w:p>
+      <w:pPr>
+        <w:spacing w:after="20" w:before="0" w:line="240" w:lineRule="auto"/>
+      </w:pPr>
+      <w:r>
+        <w:rPr>
+          <w:rFonts w:ascii="Calibri" w:hAnsi="Calibri"/>
+          <w:b/>
+          <w:sz w:val="20"/>
+        </w:rPr>
         <w:t xml:space="preserve">Business Analysis: </w:t>
       </w:r>
       <w:r>
@@ -156,7 +196,67 @@
           <w:rFonts w:ascii="Calibri" w:hAnsi="Calibri"/>
           <w:sz w:val="20"/>
         </w:rPr>
-        <w:t>Requirements elicitation, functional &amp; non-functional specs, user stories, acceptance criteria, process flows (Visio), current/future-state and gap analysis</w:t>
+        <w:t>functional requirements, requirements traceability, solution documentation</w:t>
+      </w:r>
+    </w:p>
+    <w:p>
+      <w:pPr>
+        <w:spacing w:after="20" w:before="0" w:line="240" w:lineRule="auto"/>
+      </w:pPr>
+      <w:r>
+        <w:rPr>
+          <w:rFonts w:ascii="Calibri" w:hAnsi="Calibri"/>
+          <w:b/>
+          <w:sz w:val="20"/>
+        </w:rPr>
+        <w:t xml:space="preserve">Testing &amp; Quality: </w:t>
+      </w:r>
+      <w:r>
+        <w:rPr>
+          <w:rFonts w:ascii="Calibri" w:hAnsi="Calibri"/>
+          <w:sz w:val="20"/>
+        </w:rPr>
+        <w:t>QA partnership, defect triage &amp; root cause, data validation</w:t>
+      </w:r>
+    </w:p>
+    <w:p>
+      <w:pPr>
+        <w:spacing w:after="20" w:before="0" w:line="240" w:lineRule="auto"/>
+      </w:pPr>
+      <w:r>
+        <w:rPr>
+          <w:rFonts w:ascii="Calibri" w:hAnsi="Calibri"/>
+          <w:b/>
+          <w:sz w:val="20"/>
+        </w:rPr>
+        <w:t xml:space="preserve">Data Engineering: </w:t>
+      </w:r>
+      <w:r>
+        <w:rPr>
+          <w:rFonts w:ascii="Calibri" w:hAnsi="Calibri"/>
+          <w:sz w:val="20"/>
+        </w:rPr>
+        <w:t>system &amp; data integration, ETL pipeline development, Informatica, data modeling</w:t>
+      </w:r>
+    </w:p>
+    <w:p>
+      <w:pPr>
+        <w:spacing w:after="20" w:before="0" w:line="240" w:lineRule="auto"/>
+      </w:pPr>
+      <w:r>
+        <w:rPr>
+          <w:rFonts w:ascii="Calibri" w:hAnsi="Calibri"/>
+          <w:b/>
+          <w:sz w:val="20"/>
+        </w:rPr>
+        <w:t xml:space="preserve">BI &amp; Visualization: </w:t>
+      </w:r>
+      <w:r>
+        <w:rPr>
+          <w:rFonts w:ascii="Calibri" w:hAnsi="Calibri"/>
+          <w:sz w:val="20"/>
+        </w:rPr>
+        <w:t>operational &amp; executive reporting, Power BI (DAX, Power Query), Tableau, SSRS, dashboards, KPI design &amp; monitoring</w:t>
       </w:r>
     </w:p>
     <w:p>
@@ -176,92 +276,12 @@
           <w:rFonts w:ascii="Calibri" w:hAnsi="Calibri"/>
           <w:sz w:val="20"/>
         </w:rPr>
-        <w:t>Agile/Scrum, SAFe, Waterfall, hybrid delivery, JIRA, Confluence, Smartsheet, Lean, root cause analysis</w:t>
+        <w:t>stakeholder management, Agile/Scrum, Waterfall, JIRA, Confluence</w:t>
       </w:r>
     </w:p>
     <w:p>
       <w:pPr>
-        <w:spacing w:after="20" w:before="0" w:line="240" w:lineRule="auto"/>
-      </w:pPr>
-      <w:r>
-        <w:rPr>
-          <w:rFonts w:ascii="Calibri" w:hAnsi="Calibri"/>
-          <w:b/>
-          <w:sz w:val="20"/>
-        </w:rPr>
-        <w:t xml:space="preserve">Analytics &amp; Querying: </w:t>
-      </w:r>
-      <w:r>
-        <w:rPr>
-          <w:rFonts w:ascii="Calibri" w:hAnsi="Calibri"/>
-          <w:sz w:val="20"/>
-        </w:rPr>
-        <w:t>SQL (advanced), Python (Pandas, NumPy, Scikit-learn), Excel (advanced), SAS, VBA, PowerShell</w:t>
-      </w:r>
-    </w:p>
-    <w:p>
-      <w:pPr>
-        <w:spacing w:after="20" w:before="0" w:line="240" w:lineRule="auto"/>
-      </w:pPr>
-      <w:r>
-        <w:rPr>
-          <w:rFonts w:ascii="Calibri" w:hAnsi="Calibri"/>
-          <w:b/>
-          <w:sz w:val="20"/>
-        </w:rPr>
-        <w:t xml:space="preserve">Testing &amp; Quality: </w:t>
-      </w:r>
-      <w:r>
-        <w:rPr>
-          <w:rFonts w:ascii="Calibri" w:hAnsi="Calibri"/>
-          <w:sz w:val="20"/>
-        </w:rPr>
-        <w:t>Test scenarios &amp; test cases, test data preparation, QA partnership, defect triage, UAT and business acceptance</w:t>
-      </w:r>
-    </w:p>
-    <w:p>
-      <w:pPr>
-        <w:spacing w:after="20" w:before="0" w:line="240" w:lineRule="auto"/>
-      </w:pPr>
-      <w:r>
-        <w:rPr>
-          <w:rFonts w:ascii="Calibri" w:hAnsi="Calibri"/>
-          <w:b/>
-          <w:sz w:val="20"/>
-        </w:rPr>
-        <w:t xml:space="preserve">Data Engineering: </w:t>
-      </w:r>
-      <w:r>
-        <w:rPr>
-          <w:rFonts w:ascii="Calibri" w:hAnsi="Calibri"/>
-          <w:sz w:val="20"/>
-        </w:rPr>
-        <w:t>ETL pipeline development, Informatica, large-dataset cleaning &amp; processing, data modeling, database design, system integration</w:t>
-      </w:r>
-    </w:p>
-    <w:p>
-      <w:pPr>
-        <w:spacing w:after="20" w:before="0" w:line="240" w:lineRule="auto"/>
-      </w:pPr>
-      <w:r>
-        <w:rPr>
-          <w:rFonts w:ascii="Calibri" w:hAnsi="Calibri"/>
-          <w:b/>
-          <w:sz w:val="20"/>
-        </w:rPr>
-        <w:t xml:space="preserve">Cloud &amp; Delivery: </w:t>
-      </w:r>
-      <w:r>
-        <w:rPr>
-          <w:rFonts w:ascii="Calibri" w:hAnsi="Calibri"/>
-          <w:sz w:val="20"/>
-        </w:rPr>
-        <w:t>Cloud platforms (AWS/Azure/GCP), CI/CD pipelines, Snowflake, SQL Server</w:t>
-      </w:r>
-    </w:p>
-    <w:p>
-      <w:pPr>
-        <w:spacing w:after="60" w:before="160" w:line="240" w:lineRule="auto"/>
+        <w:spacing w:after="60" w:before="140" w:line="240" w:lineRule="auto"/>
         <w:pBdr>
           <w:bottom w:val="single" w:sz="6" w:space="2" w:color="BFBFBF"/>
         </w:pBdr>
@@ -331,6 +351,20 @@
           <w:rFonts w:ascii="Calibri" w:hAnsi="Calibri"/>
           <w:sz w:val="20"/>
         </w:rPr>
+        <w:t>Execute SQL against backend databases for extraction, validation and reconciliation, confirming delivered data matches documented requirements before release.</w:t>
+      </w:r>
+    </w:p>
+    <w:p>
+      <w:pPr>
+        <w:pStyle w:val="ListBullet"/>
+        <w:spacing w:after="40" w:before="0" w:line="240" w:lineRule="auto"/>
+        <w:ind w:left="259" w:hanging="187"/>
+      </w:pPr>
+      <w:r>
+        <w:rPr>
+          <w:rFonts w:ascii="Calibri" w:hAnsi="Calibri"/>
+          <w:sz w:val="20"/>
+        </w:rPr>
         <w:t>Analyze current- and future-state business processes to identify gaps, dependencies and improvement opportunities ahead of build.</w:t>
       </w:r>
     </w:p>
@@ -345,49 +379,7 @@
           <w:rFonts w:ascii="Calibri" w:hAnsi="Calibri"/>
           <w:sz w:val="20"/>
         </w:rPr>
-        <w:t>Execute SQL against backend databases for extraction, validation and reconciliation, confirming delivered data matches documented requirements before release.</w:t>
-      </w:r>
-    </w:p>
-    <w:p>
-      <w:pPr>
-        <w:pStyle w:val="ListBullet"/>
-        <w:spacing w:after="40" w:before="0" w:line="240" w:lineRule="auto"/>
-        <w:ind w:left="259" w:hanging="187"/>
-      </w:pPr>
-      <w:r>
-        <w:rPr>
-          <w:rFonts w:ascii="Calibri" w:hAnsi="Calibri"/>
-          <w:sz w:val="20"/>
-        </w:rPr>
         <w:t>Built analytical models for the transportation function that exposed critical deficiencies in the bidding process, delivering recommendations worth $10M in annual cost savings.</w:t>
-      </w:r>
-    </w:p>
-    <w:p>
-      <w:pPr>
-        <w:pStyle w:val="ListBullet"/>
-        <w:spacing w:after="40" w:before="0" w:line="240" w:lineRule="auto"/>
-        <w:ind w:left="259" w:hanging="187"/>
-      </w:pPr>
-      <w:r>
-        <w:rPr>
-          <w:rFonts w:ascii="Calibri" w:hAnsi="Calibri"/>
-          <w:sz w:val="20"/>
-        </w:rPr>
-        <w:t>Track analytics and delivery work in JIRA and document standards, templates and procedures in Confluence, maintaining backlog visibility, ownership and dependency tracking.</w:t>
-      </w:r>
-    </w:p>
-    <w:p>
-      <w:pPr>
-        <w:pStyle w:val="ListBullet"/>
-        <w:spacing w:after="40" w:before="0" w:line="240" w:lineRule="auto"/>
-        <w:ind w:left="259" w:hanging="187"/>
-      </w:pPr>
-      <w:r>
-        <w:rPr>
-          <w:rFonts w:ascii="Calibri" w:hAnsi="Calibri"/>
-          <w:sz w:val="20"/>
-        </w:rPr>
-        <w:t>Partnered with product and operations teams to turn analysis into process improvements, contributing to a $10,000 monthly labor cost reduction.</w:t>
       </w:r>
     </w:p>
     <w:p>
@@ -416,6 +408,34 @@
           <w:sz w:val="20"/>
         </w:rPr>
         <w:t>Build and automate Python and SQL data pipelines and reporting applications released through CI/CD practices on cloud infrastructure.</w:t>
+      </w:r>
+    </w:p>
+    <w:p>
+      <w:pPr>
+        <w:pStyle w:val="ListBullet"/>
+        <w:spacing w:after="40" w:before="0" w:line="240" w:lineRule="auto"/>
+        <w:ind w:left="259" w:hanging="187"/>
+      </w:pPr>
+      <w:r>
+        <w:rPr>
+          <w:rFonts w:ascii="Calibri" w:hAnsi="Calibri"/>
+          <w:sz w:val="20"/>
+        </w:rPr>
+        <w:t>Engineered and deployed interactive Power BI dashboards integrating disparate enterprise data sources, cutting reporting time 30% and generating $20,000 in annual savings.</w:t>
+      </w:r>
+    </w:p>
+    <w:p>
+      <w:pPr>
+        <w:pStyle w:val="ListBullet"/>
+        <w:spacing w:after="40" w:before="0" w:line="240" w:lineRule="auto"/>
+        <w:ind w:left="259" w:hanging="187"/>
+      </w:pPr>
+      <w:r>
+        <w:rPr>
+          <w:rFonts w:ascii="Calibri" w:hAnsi="Calibri"/>
+          <w:sz w:val="20"/>
+        </w:rPr>
+        <w:t>Track analytics and delivery work in JIRA and document standards, templates and procedures in Confluence, maintaining backlog visibility, ownership and dependency tracking.</w:t>
       </w:r>
     </w:p>
     <w:p>
@@ -471,49 +491,7 @@
           <w:rFonts w:ascii="Calibri" w:hAnsi="Calibri"/>
           <w:sz w:val="20"/>
         </w:rPr>
-        <w:t>Conducted cost-benefit and root cause analysis in SQL, Power BI and Tableau across pharmaceutical operations, identifying inefficiencies that drove a $50M reduction in logistics costs.</w:t>
-      </w:r>
-    </w:p>
-    <w:p>
-      <w:pPr>
-        <w:pStyle w:val="ListBullet"/>
-        <w:spacing w:after="40" w:before="0" w:line="240" w:lineRule="auto"/>
-        <w:ind w:left="259" w:hanging="187"/>
-      </w:pPr>
-      <w:r>
-        <w:rPr>
-          <w:rFonts w:ascii="Calibri" w:hAnsi="Calibri"/>
-          <w:sz w:val="20"/>
-        </w:rPr>
-        <w:t>Managed and analyzed data for 1,000+ pharmaceutical SKUs across East and West Africa, building reporting infrastructure to monitor supply-demand balance and flag inventory risk in real time.</w:t>
-      </w:r>
-    </w:p>
-    <w:p>
-      <w:pPr>
-        <w:pStyle w:val="ListBullet"/>
-        <w:spacing w:after="40" w:before="0" w:line="240" w:lineRule="auto"/>
-        <w:ind w:left="259" w:hanging="187"/>
-      </w:pPr>
-      <w:r>
-        <w:rPr>
-          <w:rFonts w:ascii="Calibri" w:hAnsi="Calibri"/>
-          <w:sz w:val="20"/>
-        </w:rPr>
         <w:t>Performed impact and scope analysis across supported applications and integrations, identifying systems impacts, dependencies and requirement gaps before build.</w:t>
-      </w:r>
-    </w:p>
-    <w:p>
-      <w:pPr>
-        <w:pStyle w:val="ListBullet"/>
-        <w:spacing w:after="40" w:before="0" w:line="240" w:lineRule="auto"/>
-        <w:ind w:left="259" w:hanging="187"/>
-      </w:pPr>
-      <w:r>
-        <w:rPr>
-          <w:rFonts w:ascii="Calibri" w:hAnsi="Calibri"/>
-          <w:sz w:val="20"/>
-        </w:rPr>
-        <w:t>Managed analytics delivery under Agile/Scrum and Waterfall in JIRA, tracking work items, owners, status, dependencies and risks while aligning stakeholders on roadmaps.</w:t>
       </w:r>
     </w:p>
     <w:p>
@@ -546,7 +524,49 @@
     </w:p>
     <w:p>
       <w:pPr>
-        <w:spacing w:after="60" w:before="160" w:line="240" w:lineRule="auto"/>
+        <w:pStyle w:val="ListBullet"/>
+        <w:spacing w:after="40" w:before="0" w:line="240" w:lineRule="auto"/>
+        <w:ind w:left="259" w:hanging="187"/>
+      </w:pPr>
+      <w:r>
+        <w:rPr>
+          <w:rFonts w:ascii="Calibri" w:hAnsi="Calibri"/>
+          <w:sz w:val="20"/>
+        </w:rPr>
+        <w:t>Managed analytics delivery under Agile/Scrum and Waterfall in JIRA, tracking work items, owners, status, dependencies and risks while aligning stakeholders on roadmaps.</w:t>
+      </w:r>
+    </w:p>
+    <w:p>
+      <w:pPr>
+        <w:pStyle w:val="ListBullet"/>
+        <w:spacing w:after="40" w:before="0" w:line="240" w:lineRule="auto"/>
+        <w:ind w:left="259" w:hanging="187"/>
+      </w:pPr>
+      <w:r>
+        <w:rPr>
+          <w:rFonts w:ascii="Calibri" w:hAnsi="Calibri"/>
+          <w:sz w:val="20"/>
+        </w:rPr>
+        <w:t>Managed and analyzed data for 1,000+ pharmaceutical SKUs across East and West Africa, building reporting infrastructure to monitor supply-demand balance and flag inventory risk in real time.</w:t>
+      </w:r>
+    </w:p>
+    <w:p>
+      <w:pPr>
+        <w:pStyle w:val="ListBullet"/>
+        <w:spacing w:after="40" w:before="0" w:line="240" w:lineRule="auto"/>
+        <w:ind w:left="259" w:hanging="187"/>
+      </w:pPr>
+      <w:r>
+        <w:rPr>
+          <w:rFonts w:ascii="Calibri" w:hAnsi="Calibri"/>
+          <w:sz w:val="20"/>
+        </w:rPr>
+        <w:t>Validated delivered functionality against documented requirements through structured business acceptance testing at cutover.</w:t>
+      </w:r>
+    </w:p>
+    <w:p>
+      <w:pPr>
+        <w:spacing w:after="60" w:before="140" w:line="240" w:lineRule="auto"/>
         <w:pBdr>
           <w:bottom w:val="single" w:sz="6" w:space="2" w:color="BFBFBF"/>
         </w:pBdr>
@@ -621,7 +641,7 @@
     </w:p>
     <w:sectPr>
       <w:pgSz w:w="12240" w:h="15840"/>
-      <w:pgMar w:top="720" w:right="936" w:bottom="720" w:left="936" w:header="720" w:footer="720" w:gutter="0"/>
+      <w:pgMar w:top="720" w:right="864" w:bottom="720" w:left="864" w:header="720" w:footer="720" w:gutter="0"/>
       <w:cols w:space="720"/>
       <w:docGrid w:linePitch="360"/>
     </w:sectPr>
